--- a/AI2024-hw5/hw5_r12922215.docx
+++ b/AI2024-hw5/hw5_r12922215.docx
@@ -3,216 +3,144 @@
 <w:document xmlns:wpc="http://schemas.microsoft.com/office/word/2010/wordprocessingCanvas" xmlns:cx="http://schemas.microsoft.com/office/drawing/2014/chartex" xmlns:cx1="http://schemas.microsoft.com/office/drawing/2015/9/8/chartex" xmlns:cx2="http://schemas.microsoft.com/office/drawing/2015/10/21/chartex" xmlns:cx3="http://schemas.microsoft.com/office/drawing/2016/5/9/chartex" xmlns:cx4="http://schemas.microsoft.com/office/drawing/2016/5/10/chartex" xmlns:cx5="http://schemas.microsoft.com/office/drawing/2016/5/11/chartex" xmlns:cx6="http://schemas.microsoft.com/office/drawing/2016/5/12/chartex" xmlns:cx7="http://schemas.microsoft.com/office/drawing/2016/5/13/chartex" xmlns:cx8="http://schemas.microsoft.com/office/drawing/2016/5/14/chartex" xmlns:mc="http://schemas.openxmlformats.org/markup-compatibility/2006" xmlns:aink="http://schemas.microsoft.com/office/drawing/2016/ink" xmlns:am3d="http://schemas.microsoft.com/office/drawing/2017/model3d" xmlns:o="urn:schemas-microsoft-com:office:office" xmlns:r="http://schemas.openxmlformats.org/officeDocument/2006/relationships" xmlns:m="http://schemas.openxmlformats.org/officeDocument/2006/math" xmlns:v="urn:schemas-microsoft-com:vml" xmlns:wp14="http://schemas.microsoft.com/office/word/2010/wordprocessingDrawing" xmlns:wp="http://schemas.openxmlformats.org/drawingml/2006/wordprocessingDrawing" xmlns:w10="urn:schemas-microsoft-com:office:word" xmlns:w="http://schemas.openxmlformats.org/wordprocessingml/2006/main" xmlns:w14="http://schemas.microsoft.com/office/word/2010/wordml" xmlns:w15="http://schemas.microsoft.com/office/word/2012/wordml" xmlns:w16cex="http://schemas.microsoft.com/office/word/2018/wordml/cex" xmlns:w16cid="http://schemas.microsoft.com/office/word/2016/wordml/cid" xmlns:w16="http://schemas.microsoft.com/office/word/2018/wordml" xmlns:w16sdtdh="http://schemas.microsoft.com/office/word/2020/wordml/sdtdatahash" xmlns:w16se="http://schemas.microsoft.com/office/word/2015/wordml/symex" xmlns:wpg="http://schemas.microsoft.com/office/word/2010/wordprocessingGroup" xmlns:wpi="http://schemas.microsoft.com/office/word/2010/wordprocessingInk" xmlns:wne="http://schemas.microsoft.com/office/word/2006/wordml" xmlns:wps="http://schemas.microsoft.com/office/word/2010/wordprocessingShape" mc:Ignorable="w14 w15 w16se w16cid w16 w16cex w16sdtdh wp14">
   <w:body>
     <w:p>
-      <w:r>
-        <w:rPr>
-          <w:rFonts w:hint="eastAsia"/>
-        </w:rPr>
-        <w:t>CNN:</w:t>
-      </w:r>
-    </w:p>
-    <w:p>
-      <w:pPr>
-        <w:pStyle w:val="Web"/>
-        <w:pBdr>
-          <w:top w:val="single" w:sz="2" w:space="0" w:color="E5E7EB"/>
-          <w:left w:val="single" w:sz="2" w:space="0" w:color="E5E7EB"/>
-          <w:bottom w:val="single" w:sz="2" w:space="0" w:color="E5E7EB"/>
-          <w:right w:val="single" w:sz="2" w:space="0" w:color="E5E7EB"/>
-        </w:pBdr>
-        <w:shd w:val="clear" w:color="auto" w:fill="444654"/>
-        <w:spacing w:before="0" w:beforeAutospacing="0" w:after="300" w:afterAutospacing="0"/>
-        <w:rPr>
-          <w:rFonts w:ascii="Segoe UI" w:hAnsi="Segoe UI" w:cs="Segoe UI"/>
-          <w:color w:val="D1D5DB"/>
-        </w:rPr>
-      </w:pPr>
-      <w:r>
-        <w:rPr>
-          <w:rFonts w:ascii="Segoe UI" w:hAnsi="Segoe UI" w:cs="Segoe UI"/>
-          <w:color w:val="D1D5DB"/>
-        </w:rPr>
-        <w:t>To complete the </w:t>
-      </w:r>
-      <w:proofErr w:type="spellStart"/>
-      <w:r>
-        <w:rPr>
-          <w:rStyle w:val="HTML"/>
-          <w:rFonts w:ascii="Consolas" w:hAnsi="Consolas"/>
+      <w:pPr>
+        <w:pStyle w:val="a3"/>
+        <w:numPr>
+          <w:ilvl w:val="0"/>
+          <w:numId w:val="2"/>
+        </w:numPr>
+        <w:ind w:leftChars="0"/>
+        <w:rPr>
+          <w:sz w:val="32"/>
+          <w:szCs w:val="28"/>
+        </w:rPr>
+      </w:pPr>
+      <w:r>
+        <w:rPr>
+          <w:sz w:val="32"/>
+          <w:szCs w:val="28"/>
+        </w:rPr>
+        <w:t>Deep Q-Network</w:t>
+      </w:r>
+      <w:r>
+        <w:rPr>
+          <w:sz w:val="32"/>
+          <w:szCs w:val="28"/>
+        </w:rPr>
+        <w:t>:</w:t>
+      </w:r>
+    </w:p>
+    <w:p>
+      <w:pPr>
+        <w:pStyle w:val="a3"/>
+        <w:ind w:leftChars="0"/>
+      </w:pPr>
+      <w:r>
+        <w:t>The Deep Q-Network (DQN) is a groundbreaking approach in reinforcement learning that combines Q-learning, a form of model-free reinforcement learning, with deep neural networks.</w:t>
+      </w:r>
+      <w:r>
+        <w:t xml:space="preserve"> </w:t>
+      </w:r>
+      <w:r>
+        <w:t>DQN was able to achieve human-level performance on many Atari 2600 games using raw pixels as input, marking a significant advancement in the field of artificial intelligence.</w:t>
+      </w:r>
+      <w:r>
+        <w:t xml:space="preserve"> </w:t>
+      </w:r>
+    </w:p>
+    <w:p>
+      <w:pPr>
+        <w:pStyle w:val="a3"/>
+      </w:pPr>
+    </w:p>
+    <w:p>
+      <w:pPr>
+        <w:pStyle w:val="a3"/>
+      </w:pPr>
+      <w:r>
+        <w:rPr>
+          <w:sz w:val="32"/>
+          <w:szCs w:val="28"/>
+        </w:rPr>
+        <w:t>Core Components of DQN:</w:t>
+      </w:r>
+    </w:p>
+    <w:p>
+      <w:pPr>
+        <w:pStyle w:val="a3"/>
+      </w:pPr>
+      <w:r>
+        <w:rPr>
           <w:b/>
           <w:bCs/>
-          <w:color w:val="D1D5DB"/>
-          <w:sz w:val="21"/>
-          <w:szCs w:val="21"/>
-          <w:bdr w:val="single" w:sz="2" w:space="0" w:color="E5E7EB" w:frame="1"/>
-        </w:rPr>
-        <w:t>PacmanActionCNN</w:t>
-      </w:r>
-      <w:proofErr w:type="spellEnd"/>
-      <w:r>
-        <w:rPr>
-          <w:rFonts w:ascii="Segoe UI" w:hAnsi="Segoe UI" w:cs="Segoe UI"/>
-          <w:color w:val="D1D5DB"/>
-        </w:rPr>
-        <w:t> class for predicting actions based on image inputs, we need to define a convolutional neural network (CNN) architecture suitable for processing the game's visual input and outputting action probabilities or Q-values for each possible action. The provided skeleton starts with a convolutional layer, but we'll need to add more layers to make it functional.</w:t>
-      </w:r>
-    </w:p>
-    <w:p>
-      <w:pPr>
-        <w:pStyle w:val="Web"/>
-        <w:pBdr>
-          <w:top w:val="single" w:sz="2" w:space="0" w:color="E5E7EB"/>
-          <w:left w:val="single" w:sz="2" w:space="0" w:color="E5E7EB"/>
-          <w:bottom w:val="single" w:sz="2" w:space="0" w:color="E5E7EB"/>
-          <w:right w:val="single" w:sz="2" w:space="0" w:color="E5E7EB"/>
-        </w:pBdr>
-        <w:shd w:val="clear" w:color="auto" w:fill="444654"/>
-        <w:spacing w:before="300" w:beforeAutospacing="0" w:after="300" w:afterAutospacing="0"/>
-        <w:rPr>
-          <w:rFonts w:ascii="Segoe UI" w:hAnsi="Segoe UI" w:cs="Segoe UI"/>
-          <w:color w:val="D1D5DB"/>
-        </w:rPr>
-      </w:pPr>
-      <w:r>
-        <w:rPr>
-          <w:rFonts w:ascii="Segoe UI" w:hAnsi="Segoe UI" w:cs="Segoe UI"/>
-          <w:color w:val="D1D5DB"/>
-        </w:rPr>
-        <w:t xml:space="preserve">Here's an example of how you might complete this class using </w:t>
-      </w:r>
-      <w:proofErr w:type="spellStart"/>
-      <w:r>
-        <w:rPr>
-          <w:rFonts w:ascii="Segoe UI" w:hAnsi="Segoe UI" w:cs="Segoe UI"/>
-          <w:color w:val="D1D5DB"/>
-        </w:rPr>
-        <w:t>PyTorch</w:t>
-      </w:r>
-      <w:proofErr w:type="spellEnd"/>
-      <w:r>
-        <w:rPr>
-          <w:rFonts w:ascii="Segoe UI" w:hAnsi="Segoe UI" w:cs="Segoe UI"/>
-          <w:color w:val="D1D5DB"/>
-        </w:rPr>
-        <w:t>, assuming </w:t>
-      </w:r>
-      <w:proofErr w:type="spellStart"/>
-      <w:r>
-        <w:rPr>
-          <w:rStyle w:val="HTML"/>
-          <w:rFonts w:ascii="Consolas" w:hAnsi="Consolas"/>
+        </w:rPr>
+        <w:t>Q-Learning:</w:t>
+      </w:r>
+      <w:r>
+        <w:t xml:space="preserve"> At the heart of DQN is Q-learning, a value-based reinforcement learning algorithm. Q-learning aims to learn the value of taking a given action in a given state, quantified as Q-values. These values are used to make decisions by selecting the action with the highest Q-value in each state.</w:t>
+      </w:r>
+    </w:p>
+    <w:p>
+      <w:pPr>
+        <w:pStyle w:val="a3"/>
+      </w:pPr>
+    </w:p>
+    <w:p>
+      <w:pPr>
+        <w:pStyle w:val="a3"/>
+      </w:pPr>
+      <w:r>
+        <w:rPr>
           <w:b/>
           <w:bCs/>
-          <w:color w:val="D1D5DB"/>
-          <w:sz w:val="21"/>
-          <w:szCs w:val="21"/>
-          <w:bdr w:val="single" w:sz="2" w:space="0" w:color="E5E7EB" w:frame="1"/>
-        </w:rPr>
-        <w:t>state_dim</w:t>
-      </w:r>
-      <w:proofErr w:type="spellEnd"/>
-      <w:r>
-        <w:rPr>
-          <w:rFonts w:ascii="Segoe UI" w:hAnsi="Segoe UI" w:cs="Segoe UI"/>
-          <w:color w:val="D1D5DB"/>
-        </w:rPr>
-        <w:t> represents the number of input channels (e.g., 3 for RGB images) and </w:t>
-      </w:r>
-      <w:proofErr w:type="spellStart"/>
-      <w:r>
-        <w:rPr>
-          <w:rStyle w:val="HTML"/>
-          <w:rFonts w:ascii="Consolas" w:hAnsi="Consolas"/>
+        </w:rPr>
+        <w:t>Deep Neural Networks:</w:t>
+      </w:r>
+      <w:r>
+        <w:t xml:space="preserve"> DQN uses a deep neural network to approximate the Q-value function. The network takes the state (e.g., game screen pixels) as input and outputs Q-values for all possible actions. This approach allows DQN to handle high-dimensional state spaces.</w:t>
+      </w:r>
+    </w:p>
+    <w:p>
+      <w:pPr>
+        <w:pStyle w:val="a3"/>
+      </w:pPr>
+    </w:p>
+    <w:p>
+      <w:pPr>
+        <w:pStyle w:val="a3"/>
+      </w:pPr>
+      <w:r>
+        <w:rPr>
           <w:b/>
           <w:bCs/>
-          <w:color w:val="D1D5DB"/>
-          <w:sz w:val="21"/>
-          <w:szCs w:val="21"/>
-          <w:bdr w:val="single" w:sz="2" w:space="0" w:color="E5E7EB" w:frame="1"/>
-        </w:rPr>
-        <w:t>action_dim</w:t>
-      </w:r>
-      <w:proofErr w:type="spellEnd"/>
-      <w:r>
-        <w:rPr>
-          <w:rFonts w:ascii="Segoe UI" w:hAnsi="Segoe UI" w:cs="Segoe UI"/>
-          <w:color w:val="D1D5DB"/>
-        </w:rPr>
-        <w:t> represents the number of possible actions:</w:t>
-      </w:r>
-    </w:p>
-    <w:p>
-      <w:pPr>
-        <w:pStyle w:val="Web"/>
-        <w:pBdr>
-          <w:top w:val="single" w:sz="2" w:space="0" w:color="E5E7EB"/>
-          <w:left w:val="single" w:sz="2" w:space="0" w:color="E5E7EB"/>
-          <w:bottom w:val="single" w:sz="2" w:space="0" w:color="E5E7EB"/>
-          <w:right w:val="single" w:sz="2" w:space="0" w:color="E5E7EB"/>
-        </w:pBdr>
-        <w:shd w:val="clear" w:color="auto" w:fill="444654"/>
-        <w:spacing w:before="300" w:beforeAutospacing="0" w:after="300" w:afterAutospacing="0"/>
-        <w:rPr>
-          <w:rFonts w:ascii="Segoe UI" w:hAnsi="Segoe UI" w:cs="Segoe UI"/>
-          <w:color w:val="D1D5DB"/>
-        </w:rPr>
-      </w:pPr>
-      <w:r>
-        <w:rPr>
-          <w:rFonts w:ascii="Segoe UI" w:hAnsi="Segoe UI" w:cs="Segoe UI"/>
-          <w:color w:val="D1D5DB"/>
-        </w:rPr>
-        <w:t>In this example, the CNN consists of three convolutional layers followed by two fully connected layers. The convolutional layers are designed to extract spatial hierarchies of features from the input images. After the convolutions, the tensor is flattened so it can be fed into fully connected layers, which output the Q-values or action probabilities for each possible action.</w:t>
-      </w:r>
-    </w:p>
-    <w:p>
-      <w:pPr>
-        <w:pStyle w:val="Web"/>
-        <w:pBdr>
-          <w:top w:val="single" w:sz="2" w:space="0" w:color="E5E7EB"/>
-          <w:left w:val="single" w:sz="2" w:space="0" w:color="E5E7EB"/>
-          <w:bottom w:val="single" w:sz="2" w:space="0" w:color="E5E7EB"/>
-          <w:right w:val="single" w:sz="2" w:space="0" w:color="E5E7EB"/>
-        </w:pBdr>
-        <w:shd w:val="clear" w:color="auto" w:fill="444654"/>
-        <w:spacing w:before="300" w:beforeAutospacing="0" w:after="0" w:afterAutospacing="0"/>
-        <w:rPr>
-          <w:rFonts w:ascii="Segoe UI" w:hAnsi="Segoe UI" w:cs="Segoe UI"/>
-          <w:color w:val="D1D5DB"/>
-        </w:rPr>
-      </w:pPr>
-      <w:r>
-        <w:rPr>
-          <w:rFonts w:ascii="Segoe UI" w:hAnsi="Segoe UI" w:cs="Segoe UI"/>
-          <w:color w:val="D1D5DB"/>
-        </w:rPr>
-        <w:t>Note: The exact architecture (e.g., number of layers, size of the fully connected layer) and hyperparameters (e.g., kernel size, stride) might need to be adjusted based on the input image size and the specific requirements of your task. The size of the input to the first fully connected layer (</w:t>
-      </w:r>
-      <w:r>
-        <w:rPr>
-          <w:rStyle w:val="HTML"/>
-          <w:rFonts w:ascii="Consolas" w:hAnsi="Consolas"/>
+        </w:rPr>
+        <w:t>Experience Replay:</w:t>
+      </w:r>
+      <w:r>
+        <w:t xml:space="preserve"> To break the correlation between consecutive samples and to reuse past experiences, DQN stores the agent's experiences at each time step in a replay buffer. Random mini-batches from this buffer are used to train the network, improving sample efficiency and stability.</w:t>
+      </w:r>
+    </w:p>
+    <w:p>
+      <w:pPr>
+        <w:pStyle w:val="a3"/>
+      </w:pPr>
+    </w:p>
+    <w:p>
+      <w:pPr>
+        <w:pStyle w:val="a3"/>
+        <w:ind w:leftChars="0"/>
+      </w:pPr>
+      <w:r>
+        <w:rPr>
           <w:b/>
           <w:bCs/>
-          <w:color w:val="D1D5DB"/>
-          <w:sz w:val="21"/>
-          <w:szCs w:val="21"/>
-          <w:bdr w:val="single" w:sz="2" w:space="0" w:color="E5E7EB" w:frame="1"/>
-        </w:rPr>
-        <w:t>3136</w:t>
-      </w:r>
-      <w:r>
-        <w:rPr>
-          <w:rFonts w:ascii="Segoe UI" w:hAnsi="Segoe UI" w:cs="Segoe UI"/>
-          <w:color w:val="D1D5DB"/>
-        </w:rPr>
-        <w:t> in this example) depends on the output size of the convolutional layers, which is determined by the input image size and the convolutional architecture. You might need to calculate this size for your specific input dimensions.</w:t>
-      </w:r>
-    </w:p>
-    <w:p/>
-    <w:p/>
-    <w:p/>
-    <w:p/>
-    <w:p/>
+        </w:rPr>
+        <w:t>Fixed Q-Targets:</w:t>
+      </w:r>
+      <w:r>
+        <w:t xml:space="preserve"> DQN uses a separate target network to generate the Q-value targets for training the main network. The weights of the target network are updated less frequently (e.g., every few thousand steps) to stabilize training. This helps to mitigate the moving target problem, where updates to the Q-values change the targets for future updates.</w:t>
+      </w:r>
+    </w:p>
     <w:p>
       <w:pPr>
         <w:widowControl/>
@@ -221,631 +149,652 @@
         <w:br w:type="page"/>
       </w:r>
     </w:p>
-    <w:p/>
-    <w:p>
-      <w:pPr>
-        <w:widowControl/>
-        <w:pBdr>
-          <w:top w:val="single" w:sz="2" w:space="0" w:color="E5E7EB"/>
-          <w:left w:val="single" w:sz="2" w:space="0" w:color="E5E7EB"/>
-          <w:bottom w:val="single" w:sz="2" w:space="0" w:color="E5E7EB"/>
-          <w:right w:val="single" w:sz="2" w:space="0" w:color="E5E7EB"/>
-        </w:pBdr>
-        <w:shd w:val="clear" w:color="auto" w:fill="444654"/>
-        <w:spacing w:after="300"/>
-        <w:rPr>
-          <w:rFonts w:ascii="Segoe UI" w:eastAsia="新細明體" w:hAnsi="Segoe UI" w:cs="Segoe UI"/>
-          <w:color w:val="D1D5DB"/>
-          <w:kern w:val="0"/>
-          <w:szCs w:val="24"/>
-        </w:rPr>
-      </w:pPr>
-      <w:r>
-        <w:rPr>
-          <w:rFonts w:ascii="Segoe UI" w:eastAsia="新細明體" w:hAnsi="Segoe UI" w:cs="Segoe UI"/>
-          <w:color w:val="D1D5DB"/>
-          <w:kern w:val="0"/>
-          <w:szCs w:val="24"/>
-        </w:rPr>
-        <w:t>To implement the DQN (Deep Q-Network) class, we need to fill in the missing parts of the code. This includes the </w:t>
-      </w:r>
-      <w:r>
-        <w:rPr>
-          <w:rFonts w:ascii="Consolas" w:eastAsia="細明體" w:hAnsi="Consolas" w:cs="細明體"/>
+    <w:p>
+      <w:pPr>
+        <w:pStyle w:val="a3"/>
+        <w:ind w:leftChars="0"/>
+        <w:rPr>
+          <w:rFonts w:hint="eastAsia"/>
+        </w:rPr>
+      </w:pPr>
+    </w:p>
+    <w:p>
+      <w:pPr>
+        <w:pStyle w:val="a3"/>
+        <w:numPr>
+          <w:ilvl w:val="0"/>
+          <w:numId w:val="2"/>
+        </w:numPr>
+        <w:ind w:leftChars="0"/>
+        <w:rPr>
+          <w:sz w:val="32"/>
+          <w:szCs w:val="28"/>
+        </w:rPr>
+      </w:pPr>
+      <w:r>
+        <w:rPr>
+          <w:sz w:val="32"/>
+          <w:szCs w:val="28"/>
+        </w:rPr>
+        <w:t xml:space="preserve">Describe the architecture of your </w:t>
+      </w:r>
+      <w:proofErr w:type="spellStart"/>
+      <w:r>
+        <w:rPr>
+          <w:sz w:val="32"/>
+          <w:szCs w:val="28"/>
+        </w:rPr>
+        <w:t>PacmanActionCNN</w:t>
+      </w:r>
+      <w:proofErr w:type="spellEnd"/>
+    </w:p>
+    <w:p>
+      <w:pPr>
+        <w:pStyle w:val="a3"/>
+      </w:pPr>
+      <w:r>
+        <w:rPr>
+          <w:rFonts w:hint="eastAsia"/>
+        </w:rPr>
+        <w:t>I</w:t>
+      </w:r>
+      <w:r>
+        <w:t>n</w:t>
+      </w:r>
+      <w:r>
+        <w:t xml:space="preserve"> </w:t>
+      </w:r>
+      <w:r>
+        <w:t>def __</w:t>
+      </w:r>
+      <w:proofErr w:type="spellStart"/>
+      <w:r>
+        <w:t>init</w:t>
+      </w:r>
+      <w:proofErr w:type="spellEnd"/>
+      <w:r>
+        <w:t>_</w:t>
+      </w:r>
+      <w:proofErr w:type="gramStart"/>
+      <w:r>
+        <w:t>_(</w:t>
+      </w:r>
+      <w:proofErr w:type="gramEnd"/>
+      <w:r>
+        <w:t xml:space="preserve">self, </w:t>
+      </w:r>
+      <w:proofErr w:type="spellStart"/>
+      <w:r>
+        <w:t>state_dim</w:t>
+      </w:r>
+      <w:proofErr w:type="spellEnd"/>
+      <w:r>
+        <w:t xml:space="preserve">, </w:t>
+      </w:r>
+      <w:proofErr w:type="spellStart"/>
+      <w:r>
+        <w:t>action_dim</w:t>
+      </w:r>
+      <w:proofErr w:type="spellEnd"/>
+      <w:r>
+        <w:t>):</w:t>
+      </w:r>
+    </w:p>
+    <w:p>
+      <w:pPr>
+        <w:pStyle w:val="a3"/>
+      </w:pPr>
+      <w:proofErr w:type="gramStart"/>
+      <w:r>
+        <w:rPr>
           <w:b/>
           <w:bCs/>
-          <w:color w:val="D1D5DB"/>
-          <w:kern w:val="0"/>
-          <w:sz w:val="21"/>
-          <w:szCs w:val="21"/>
-          <w:bdr w:val="single" w:sz="2" w:space="0" w:color="E5E7EB" w:frame="1"/>
-        </w:rPr>
-        <w:t>act</w:t>
-      </w:r>
-      <w:r>
-        <w:rPr>
-          <w:rFonts w:ascii="Segoe UI" w:eastAsia="新細明體" w:hAnsi="Segoe UI" w:cs="Segoe UI"/>
-          <w:color w:val="D1D5DB"/>
-          <w:kern w:val="0"/>
-          <w:szCs w:val="24"/>
-        </w:rPr>
-        <w:t>, </w:t>
-      </w:r>
-      <w:r>
-        <w:rPr>
-          <w:rFonts w:ascii="Consolas" w:eastAsia="細明體" w:hAnsi="Consolas" w:cs="細明體"/>
+        </w:rPr>
+        <w:t>self.conv</w:t>
+      </w:r>
+      <w:proofErr w:type="gramEnd"/>
+      <w:r>
+        <w:rPr>
           <w:b/>
           <w:bCs/>
-          <w:color w:val="D1D5DB"/>
-          <w:kern w:val="0"/>
-          <w:sz w:val="21"/>
-          <w:szCs w:val="21"/>
-          <w:bdr w:val="single" w:sz="2" w:space="0" w:color="E5E7EB" w:frame="1"/>
-        </w:rPr>
-        <w:t>learn</w:t>
-      </w:r>
-      <w:r>
-        <w:rPr>
-          <w:rFonts w:ascii="Segoe UI" w:eastAsia="新細明體" w:hAnsi="Segoe UI" w:cs="Segoe UI"/>
-          <w:color w:val="D1D5DB"/>
-          <w:kern w:val="0"/>
-          <w:szCs w:val="24"/>
-        </w:rPr>
-        <w:t>, </w:t>
-      </w:r>
-      <w:r>
-        <w:rPr>
-          <w:rFonts w:ascii="Consolas" w:eastAsia="細明體" w:hAnsi="Consolas" w:cs="細明體"/>
+        </w:rPr>
+        <w:t>1</w:t>
+      </w:r>
+      <w:r>
+        <w:t>: The first convolutional layer that takes the input state. It uses 32 filters with a kernel size of 8 and a stride of 4. This layer is responsible for extracting low-level features from the input state.</w:t>
+      </w:r>
+    </w:p>
+    <w:p>
+      <w:pPr>
+        <w:pStyle w:val="a3"/>
+      </w:pPr>
+      <w:proofErr w:type="gramStart"/>
+      <w:r>
+        <w:rPr>
           <w:b/>
           <w:bCs/>
-          <w:color w:val="D1D5DB"/>
-          <w:kern w:val="0"/>
-          <w:sz w:val="21"/>
-          <w:szCs w:val="21"/>
-          <w:bdr w:val="single" w:sz="2" w:space="0" w:color="E5E7EB" w:frame="1"/>
-        </w:rPr>
-        <w:t>process</w:t>
-      </w:r>
-      <w:r>
-        <w:rPr>
-          <w:rFonts w:ascii="Segoe UI" w:eastAsia="新細明體" w:hAnsi="Segoe UI" w:cs="Segoe UI"/>
-          <w:color w:val="D1D5DB"/>
-          <w:kern w:val="0"/>
-          <w:szCs w:val="24"/>
-        </w:rPr>
-        <w:t> methods, and any other placeholders marked with </w:t>
-      </w:r>
-      <w:r>
-        <w:rPr>
-          <w:rFonts w:ascii="Consolas" w:eastAsia="細明體" w:hAnsi="Consolas" w:cs="細明體"/>
+        </w:rPr>
+        <w:t>self.conv</w:t>
+      </w:r>
+      <w:proofErr w:type="gramEnd"/>
+      <w:r>
+        <w:rPr>
           <w:b/>
           <w:bCs/>
-          <w:color w:val="D1D5DB"/>
-          <w:kern w:val="0"/>
-          <w:sz w:val="21"/>
-          <w:szCs w:val="21"/>
-          <w:bdr w:val="single" w:sz="2" w:space="0" w:color="E5E7EB" w:frame="1"/>
-        </w:rPr>
-        <w:t>"*** YOUR CODE HERE ***"</w:t>
-      </w:r>
-      <w:r>
-        <w:rPr>
-          <w:rFonts w:ascii="Segoe UI" w:eastAsia="新細明體" w:hAnsi="Segoe UI" w:cs="Segoe UI"/>
-          <w:color w:val="D1D5DB"/>
-          <w:kern w:val="0"/>
-          <w:szCs w:val="24"/>
-        </w:rPr>
-        <w:t>. Let's go through each method and complete the implementation.</w:t>
-      </w:r>
-    </w:p>
-    <w:p>
-      <w:pPr>
-        <w:widowControl/>
-        <w:pBdr>
-          <w:top w:val="single" w:sz="2" w:space="0" w:color="E5E7EB"/>
-          <w:left w:val="single" w:sz="2" w:space="0" w:color="E5E7EB"/>
-          <w:bottom w:val="single" w:sz="2" w:space="0" w:color="E5E7EB"/>
-          <w:right w:val="single" w:sz="2" w:space="0" w:color="E5E7EB"/>
-        </w:pBdr>
-        <w:shd w:val="clear" w:color="auto" w:fill="444654"/>
-        <w:spacing w:before="384" w:after="144"/>
-        <w:outlineLvl w:val="2"/>
-        <w:rPr>
-          <w:rFonts w:ascii="Segoe UI" w:eastAsia="新細明體" w:hAnsi="Segoe UI" w:cs="Segoe UI"/>
+        </w:rPr>
+        <w:t>2</w:t>
+      </w:r>
+      <w:r>
+        <w:t>: The second convolutional layer that takes the output from conv1. It uses 64 filters with a kernel size of 4 and a stride of 2, further processing the features extracted by conv1.</w:t>
+      </w:r>
+    </w:p>
+    <w:p>
+      <w:pPr>
+        <w:pStyle w:val="a3"/>
+      </w:pPr>
+      <w:r>
+        <w:rPr>
           <w:b/>
           <w:bCs/>
-          <w:kern w:val="0"/>
-          <w:sz w:val="30"/>
-          <w:szCs w:val="30"/>
-        </w:rPr>
-      </w:pPr>
-      <w:r>
-        <w:rPr>
-          <w:rFonts w:ascii="Segoe UI" w:eastAsia="新細明體" w:hAnsi="Segoe UI" w:cs="Segoe UI"/>
+        </w:rPr>
+        <w:t>self.fc1</w:t>
+      </w:r>
+      <w:r>
+        <w:t>: A fully connected (linear) layer that takes the flattened output from conv2 and transforms it into a 512-dimensional vector. This layer serves to interpret the features extracted by the convolutional layers in a high-dimensional space.</w:t>
+      </w:r>
+    </w:p>
+    <w:p>
+      <w:pPr>
+        <w:pStyle w:val="a3"/>
+        <w:ind w:leftChars="0"/>
+      </w:pPr>
+      <w:r>
+        <w:rPr>
           <w:b/>
           <w:bCs/>
-          <w:kern w:val="0"/>
-          <w:sz w:val="30"/>
-          <w:szCs w:val="30"/>
-        </w:rPr>
-        <w:t>1. </w:t>
-      </w:r>
-      <w:r>
-        <w:rPr>
-          <w:rFonts w:ascii="Consolas" w:eastAsia="細明體" w:hAnsi="Consolas" w:cs="細明體"/>
-          <w:b/>
-          <w:bCs/>
-          <w:kern w:val="0"/>
-          <w:sz w:val="27"/>
-          <w:szCs w:val="27"/>
-          <w:bdr w:val="single" w:sz="2" w:space="0" w:color="E5E7EB" w:frame="1"/>
-        </w:rPr>
-        <w:t>act</w:t>
-      </w:r>
-      <w:r>
-        <w:rPr>
-          <w:rFonts w:ascii="Segoe UI" w:eastAsia="新細明體" w:hAnsi="Segoe UI" w:cs="Segoe UI"/>
-          <w:b/>
-          <w:bCs/>
-          <w:kern w:val="0"/>
-          <w:sz w:val="30"/>
-          <w:szCs w:val="30"/>
-        </w:rPr>
-        <w:t> Method</w:t>
+        </w:rPr>
+        <w:t>self.fc2</w:t>
+      </w:r>
+      <w:r>
+        <w:t>: The final fully connected layer that maps the 512-dimensional vector from fc1 to the action space dimensionality (</w:t>
+      </w:r>
+      <w:proofErr w:type="spellStart"/>
+      <w:r>
+        <w:t>action_dim</w:t>
+      </w:r>
+      <w:proofErr w:type="spellEnd"/>
+      <w:r>
+        <w:t>). This layer outputs the Q-values for each possible action.</w:t>
+      </w:r>
+    </w:p>
+    <w:p>
+      <w:pPr>
+        <w:pStyle w:val="a3"/>
+        <w:ind w:leftChars="0"/>
+      </w:pPr>
+    </w:p>
+    <w:p>
+      <w:pPr>
+        <w:pStyle w:val="a3"/>
+        <w:ind w:leftChars="0"/>
+      </w:pPr>
+      <w:r>
+        <w:rPr>
+          <w:rFonts w:hint="eastAsia"/>
+        </w:rPr>
+        <w:t>I</w:t>
+      </w:r>
+      <w:r>
+        <w:t xml:space="preserve">n </w:t>
+      </w:r>
+      <w:r>
+        <w:t xml:space="preserve">def </w:t>
+      </w:r>
+      <w:proofErr w:type="gramStart"/>
+      <w:r>
+        <w:t>forward(</w:t>
+      </w:r>
+      <w:proofErr w:type="gramEnd"/>
+      <w:r>
+        <w:t>self, x):</w:t>
+      </w:r>
+    </w:p>
+    <w:p>
+      <w:pPr>
+        <w:pStyle w:val="a3"/>
+        <w:rPr>
+          <w:rFonts w:hint="eastAsia"/>
+        </w:rPr>
+      </w:pPr>
+      <w:r>
+        <w:t xml:space="preserve">The input x is passed through the first convolutional layer (conv1) and a </w:t>
+      </w:r>
+      <w:proofErr w:type="spellStart"/>
+      <w:r>
+        <w:t>ReLU</w:t>
+      </w:r>
+      <w:proofErr w:type="spellEnd"/>
+      <w:r>
+        <w:t xml:space="preserve"> activation function is applied to introduce non-linearity.</w:t>
+      </w:r>
+      <w:r>
+        <w:t xml:space="preserve"> </w:t>
+      </w:r>
+      <w:r>
+        <w:t xml:space="preserve">The output of conv1 is then passed through the second convolutional layer (conv2), followed by another </w:t>
+      </w:r>
+      <w:proofErr w:type="spellStart"/>
+      <w:r>
+        <w:t>ReLU</w:t>
+      </w:r>
+      <w:proofErr w:type="spellEnd"/>
+      <w:r>
+        <w:t xml:space="preserve"> activation.</w:t>
+      </w:r>
+      <w:r>
+        <w:t xml:space="preserve"> </w:t>
+      </w:r>
+      <w:r>
+        <w:t>The output of conv2 is flattened (i.e., reshaped into a 1D tensor) to match the input requirements of the fully connected layers.</w:t>
+      </w:r>
+      <w:r>
+        <w:t xml:space="preserve"> </w:t>
+      </w:r>
+      <w:r>
+        <w:t xml:space="preserve">The flattened tensor is passed through the first fully connected layer (fc1) and a </w:t>
+      </w:r>
+      <w:proofErr w:type="spellStart"/>
+      <w:r>
+        <w:t>ReLU</w:t>
+      </w:r>
+      <w:proofErr w:type="spellEnd"/>
+      <w:r>
+        <w:t xml:space="preserve"> activation function.</w:t>
+      </w:r>
+      <w:r>
+        <w:t xml:space="preserve"> </w:t>
+      </w:r>
+      <w:r>
+        <w:t>Finally, the output of fc1 is passed through the second fully connected layer (fc2) to produce the final output, which represents the Q-values for each action.</w:t>
       </w:r>
     </w:p>
     <w:p>
       <w:pPr>
         <w:widowControl/>
-        <w:pBdr>
-          <w:top w:val="single" w:sz="2" w:space="0" w:color="E5E7EB"/>
-          <w:left w:val="single" w:sz="2" w:space="0" w:color="E5E7EB"/>
-          <w:bottom w:val="single" w:sz="2" w:space="0" w:color="E5E7EB"/>
-          <w:right w:val="single" w:sz="2" w:space="0" w:color="E5E7EB"/>
-        </w:pBdr>
-        <w:shd w:val="clear" w:color="auto" w:fill="444654"/>
-        <w:spacing w:after="300"/>
-        <w:rPr>
-          <w:rFonts w:ascii="Segoe UI" w:eastAsia="新細明體" w:hAnsi="Segoe UI" w:cs="Segoe UI"/>
-          <w:color w:val="D1D5DB"/>
-          <w:kern w:val="0"/>
-          <w:szCs w:val="24"/>
-        </w:rPr>
-      </w:pPr>
-      <w:r>
-        <w:rPr>
-          <w:rFonts w:ascii="Segoe UI" w:eastAsia="新細明體" w:hAnsi="Segoe UI" w:cs="Segoe UI"/>
-          <w:color w:val="D1D5DB"/>
-          <w:kern w:val="0"/>
-          <w:szCs w:val="24"/>
-        </w:rPr>
-        <w:t>This method selects an action based on the current state using an epsilon-greedy policy. During training, it either selects a random action with probability epsilon or the action with the highest Q-value predicted by the network.</w:t>
-      </w:r>
-    </w:p>
-    <w:p>
-      <w:pPr>
-        <w:pStyle w:val="3"/>
-        <w:pBdr>
-          <w:top w:val="single" w:sz="2" w:space="0" w:color="E5E7EB"/>
-          <w:left w:val="single" w:sz="2" w:space="0" w:color="E5E7EB"/>
-          <w:bottom w:val="single" w:sz="2" w:space="0" w:color="E5E7EB"/>
-          <w:right w:val="single" w:sz="2" w:space="0" w:color="E5E7EB"/>
-        </w:pBdr>
-        <w:shd w:val="clear" w:color="auto" w:fill="444654"/>
-        <w:spacing w:before="384" w:beforeAutospacing="0" w:after="144" w:afterAutospacing="0"/>
-        <w:rPr>
-          <w:rFonts w:ascii="Segoe UI" w:hAnsi="Segoe UI" w:cs="Segoe UI"/>
-          <w:sz w:val="30"/>
-          <w:szCs w:val="30"/>
-        </w:rPr>
-      </w:pPr>
-      <w:r>
-        <w:rPr>
-          <w:rFonts w:ascii="Segoe UI" w:hAnsi="Segoe UI" w:cs="Segoe UI"/>
-          <w:sz w:val="30"/>
-          <w:szCs w:val="30"/>
-        </w:rPr>
-        <w:t>2. </w:t>
-      </w:r>
-      <w:r>
-        <w:rPr>
-          <w:rStyle w:val="HTML"/>
-          <w:rFonts w:ascii="Consolas" w:hAnsi="Consolas"/>
-          <w:bdr w:val="single" w:sz="2" w:space="0" w:color="E5E7EB" w:frame="1"/>
-        </w:rPr>
-        <w:t>learn</w:t>
-      </w:r>
-      <w:r>
-        <w:rPr>
-          <w:rFonts w:ascii="Segoe UI" w:hAnsi="Segoe UI" w:cs="Segoe UI"/>
-          <w:sz w:val="30"/>
-          <w:szCs w:val="30"/>
-        </w:rPr>
-        <w:t> Method</w:t>
-      </w:r>
-    </w:p>
-    <w:p>
-      <w:pPr>
-        <w:pStyle w:val="Web"/>
-        <w:pBdr>
-          <w:top w:val="single" w:sz="2" w:space="0" w:color="E5E7EB"/>
-          <w:left w:val="single" w:sz="2" w:space="0" w:color="E5E7EB"/>
-          <w:bottom w:val="single" w:sz="2" w:space="0" w:color="E5E7EB"/>
-          <w:right w:val="single" w:sz="2" w:space="0" w:color="E5E7EB"/>
-        </w:pBdr>
-        <w:shd w:val="clear" w:color="auto" w:fill="444654"/>
-        <w:spacing w:before="0" w:beforeAutospacing="0" w:after="300" w:afterAutospacing="0"/>
-        <w:rPr>
-          <w:rFonts w:ascii="Segoe UI" w:hAnsi="Segoe UI" w:cs="Segoe UI"/>
-          <w:color w:val="D1D5DB"/>
-        </w:rPr>
-      </w:pPr>
-      <w:r>
-        <w:rPr>
-          <w:rFonts w:ascii="Segoe UI" w:hAnsi="Segoe UI" w:cs="Segoe UI"/>
-          <w:color w:val="D1D5DB"/>
-        </w:rPr>
-        <w:t>This method performs a single step of training on a batch of experiences sampled from the replay buffer.</w:t>
-      </w:r>
-    </w:p>
-    <w:p>
-      <w:pPr>
-        <w:pStyle w:val="3"/>
-        <w:pBdr>
-          <w:top w:val="single" w:sz="2" w:space="0" w:color="E5E7EB"/>
-          <w:left w:val="single" w:sz="2" w:space="0" w:color="E5E7EB"/>
-          <w:bottom w:val="single" w:sz="2" w:space="0" w:color="E5E7EB"/>
-          <w:right w:val="single" w:sz="2" w:space="0" w:color="E5E7EB"/>
-        </w:pBdr>
-        <w:shd w:val="clear" w:color="auto" w:fill="444654"/>
-        <w:spacing w:before="384" w:beforeAutospacing="0" w:after="144" w:afterAutospacing="0"/>
-        <w:rPr>
-          <w:rFonts w:ascii="Segoe UI" w:hAnsi="Segoe UI" w:cs="Segoe UI"/>
-          <w:sz w:val="30"/>
-          <w:szCs w:val="30"/>
-        </w:rPr>
-      </w:pPr>
-      <w:r>
-        <w:rPr>
-          <w:rFonts w:ascii="Segoe UI" w:hAnsi="Segoe UI" w:cs="Segoe UI"/>
-          <w:sz w:val="30"/>
-          <w:szCs w:val="30"/>
-        </w:rPr>
-        <w:t>3. </w:t>
-      </w:r>
-      <w:r>
-        <w:rPr>
-          <w:rStyle w:val="HTML"/>
-          <w:rFonts w:ascii="Consolas" w:hAnsi="Consolas"/>
-          <w:bdr w:val="single" w:sz="2" w:space="0" w:color="E5E7EB" w:frame="1"/>
-        </w:rPr>
-        <w:t>process</w:t>
-      </w:r>
-      <w:r>
-        <w:rPr>
-          <w:rFonts w:ascii="Segoe UI" w:hAnsi="Segoe UI" w:cs="Segoe UI"/>
-          <w:sz w:val="30"/>
-          <w:szCs w:val="30"/>
-        </w:rPr>
-        <w:t> Method</w:t>
-      </w:r>
-    </w:p>
-    <w:p>
-      <w:pPr>
-        <w:pStyle w:val="Web"/>
-        <w:pBdr>
-          <w:top w:val="single" w:sz="2" w:space="0" w:color="E5E7EB"/>
-          <w:left w:val="single" w:sz="2" w:space="0" w:color="E5E7EB"/>
-          <w:bottom w:val="single" w:sz="2" w:space="0" w:color="E5E7EB"/>
-          <w:right w:val="single" w:sz="2" w:space="0" w:color="E5E7EB"/>
-        </w:pBdr>
-        <w:shd w:val="clear" w:color="auto" w:fill="444654"/>
-        <w:spacing w:before="0" w:beforeAutospacing="0" w:after="300" w:afterAutospacing="0"/>
-        <w:rPr>
-          <w:rFonts w:ascii="Segoe UI" w:hAnsi="Segoe UI" w:cs="Segoe UI"/>
-          <w:color w:val="D1D5DB"/>
-        </w:rPr>
-      </w:pPr>
-      <w:r>
-        <w:rPr>
-          <w:rFonts w:ascii="Segoe UI" w:hAnsi="Segoe UI" w:cs="Segoe UI"/>
-          <w:color w:val="D1D5DB"/>
-        </w:rPr>
-        <w:t>This method processes a single step of interaction with the environment, storing the experience in the replay buffer and possibly triggering a learning step.</w:t>
-      </w:r>
-    </w:p>
-    <w:p>
-      <w:pPr>
-        <w:pStyle w:val="3"/>
-        <w:pBdr>
-          <w:top w:val="single" w:sz="2" w:space="0" w:color="E5E7EB"/>
-          <w:left w:val="single" w:sz="2" w:space="0" w:color="E5E7EB"/>
-          <w:bottom w:val="single" w:sz="2" w:space="0" w:color="E5E7EB"/>
-          <w:right w:val="single" w:sz="2" w:space="0" w:color="E5E7EB"/>
-        </w:pBdr>
-        <w:spacing w:before="384" w:beforeAutospacing="0" w:after="144" w:afterAutospacing="0"/>
-        <w:rPr>
-          <w:rFonts w:ascii="Segoe UI" w:hAnsi="Segoe UI" w:cs="Segoe UI"/>
-          <w:sz w:val="26"/>
-          <w:szCs w:val="26"/>
-        </w:rPr>
-      </w:pPr>
-      <w:r>
-        <w:rPr>
-          <w:rFonts w:ascii="Segoe UI" w:hAnsi="Segoe UI" w:cs="Segoe UI"/>
-          <w:sz w:val="26"/>
-          <w:szCs w:val="26"/>
-        </w:rPr>
-        <w:t>Additional Notes</w:t>
-      </w:r>
-    </w:p>
-    <w:p>
-      <w:pPr>
-        <w:widowControl/>
+      </w:pPr>
+      <w:r>
+        <w:br w:type="page"/>
+      </w:r>
+    </w:p>
+    <w:p>
+      <w:pPr>
+        <w:pStyle w:val="a3"/>
+        <w:ind w:leftChars="0"/>
+        <w:rPr>
+          <w:rFonts w:hint="eastAsia"/>
+        </w:rPr>
+      </w:pPr>
+    </w:p>
+    <w:p>
+      <w:pPr>
+        <w:pStyle w:val="a3"/>
         <w:numPr>
           <w:ilvl w:val="0"/>
-          <w:numId w:val="1"/>
+          <w:numId w:val="2"/>
         </w:numPr>
-        <w:pBdr>
-          <w:top w:val="single" w:sz="2" w:space="0" w:color="E5E7EB"/>
-          <w:left w:val="single" w:sz="2" w:space="5" w:color="E5E7EB"/>
-          <w:bottom w:val="single" w:sz="2" w:space="0" w:color="E5E7EB"/>
-          <w:right w:val="single" w:sz="2" w:space="0" w:color="E5E7EB"/>
-        </w:pBdr>
-        <w:rPr>
-          <w:rFonts w:ascii="Segoe UI" w:hAnsi="Segoe UI" w:cs="Segoe UI"/>
-          <w:sz w:val="21"/>
-          <w:szCs w:val="21"/>
-        </w:rPr>
-      </w:pPr>
-      <w:r>
-        <w:rPr>
-          <w:rFonts w:ascii="Segoe UI" w:hAnsi="Segoe UI" w:cs="Segoe UI"/>
-          <w:sz w:val="21"/>
-          <w:szCs w:val="21"/>
-        </w:rPr>
-        <w:t>Ensure that the </w:t>
-      </w:r>
-      <w:proofErr w:type="spellStart"/>
-      <w:r>
-        <w:rPr>
-          <w:rStyle w:val="HTML"/>
-          <w:rFonts w:ascii="Consolas" w:hAnsi="Consolas"/>
-          <w:b/>
-          <w:bCs/>
-          <w:sz w:val="18"/>
-          <w:szCs w:val="18"/>
-          <w:bdr w:val="single" w:sz="2" w:space="0" w:color="E5E7EB" w:frame="1"/>
-        </w:rPr>
-        <w:t>ReplayBuffer</w:t>
-      </w:r>
-      <w:proofErr w:type="spellEnd"/>
-      <w:r>
-        <w:rPr>
-          <w:rFonts w:ascii="Segoe UI" w:hAnsi="Segoe UI" w:cs="Segoe UI"/>
-          <w:sz w:val="21"/>
-          <w:szCs w:val="21"/>
-        </w:rPr>
-        <w:t> class is implemented correctly to support the </w:t>
-      </w:r>
-      <w:r>
-        <w:rPr>
-          <w:rStyle w:val="HTML"/>
-          <w:rFonts w:ascii="Consolas" w:hAnsi="Consolas"/>
-          <w:b/>
-          <w:bCs/>
-          <w:sz w:val="18"/>
-          <w:szCs w:val="18"/>
-          <w:bdr w:val="single" w:sz="2" w:space="0" w:color="E5E7EB" w:frame="1"/>
-        </w:rPr>
-        <w:t>add</w:t>
-      </w:r>
-      <w:r>
-        <w:rPr>
-          <w:rFonts w:ascii="Segoe UI" w:hAnsi="Segoe UI" w:cs="Segoe UI"/>
-          <w:sz w:val="21"/>
-          <w:szCs w:val="21"/>
-        </w:rPr>
-        <w:t> and </w:t>
-      </w:r>
-      <w:r>
-        <w:rPr>
-          <w:rStyle w:val="HTML"/>
-          <w:rFonts w:ascii="Consolas" w:hAnsi="Consolas"/>
-          <w:b/>
-          <w:bCs/>
-          <w:sz w:val="18"/>
-          <w:szCs w:val="18"/>
-          <w:bdr w:val="single" w:sz="2" w:space="0" w:color="E5E7EB" w:frame="1"/>
-        </w:rPr>
-        <w:t>sample</w:t>
-      </w:r>
-      <w:r>
-        <w:rPr>
-          <w:rFonts w:ascii="Segoe UI" w:hAnsi="Segoe UI" w:cs="Segoe UI"/>
-          <w:sz w:val="21"/>
-          <w:szCs w:val="21"/>
-        </w:rPr>
-        <w:t> methods as used above.</w:t>
+        <w:ind w:leftChars="0"/>
+        <w:rPr>
+          <w:sz w:val="32"/>
+          <w:szCs w:val="28"/>
+        </w:rPr>
+      </w:pPr>
+      <w:r>
+        <w:rPr>
+          <w:sz w:val="32"/>
+          <w:szCs w:val="28"/>
+        </w:rPr>
+        <w:drawing>
+          <wp:anchor distT="0" distB="0" distL="114300" distR="114300" simplePos="0" relativeHeight="251658240" behindDoc="0" locked="0" layoutInCell="1" allowOverlap="1" wp14:anchorId="31EE17F6" wp14:editId="6259B8DA">
+            <wp:simplePos x="0" y="0"/>
+            <wp:positionH relativeFrom="column">
+              <wp:posOffset>-562610</wp:posOffset>
+            </wp:positionH>
+            <wp:positionV relativeFrom="paragraph">
+              <wp:posOffset>620395</wp:posOffset>
+            </wp:positionV>
+            <wp:extent cx="2219325" cy="1670685"/>
+            <wp:effectExtent l="0" t="0" r="9525" b="5715"/>
+            <wp:wrapSquare wrapText="bothSides"/>
+            <wp:docPr id="1" name="圖片 1"/>
+            <wp:cNvGraphicFramePr>
+              <a:graphicFrameLocks xmlns:a="http://schemas.openxmlformats.org/drawingml/2006/main" noChangeAspect="1"/>
+            </wp:cNvGraphicFramePr>
+            <a:graphic xmlns:a="http://schemas.openxmlformats.org/drawingml/2006/main">
+              <a:graphicData uri="http://schemas.openxmlformats.org/drawingml/2006/picture">
+                <pic:pic xmlns:pic="http://schemas.openxmlformats.org/drawingml/2006/picture">
+                  <pic:nvPicPr>
+                    <pic:cNvPr id="1" name=""/>
+                    <pic:cNvPicPr/>
+                  </pic:nvPicPr>
+                  <pic:blipFill>
+                    <a:blip r:embed="rId5" cstate="print">
+                      <a:extLst>
+                        <a:ext uri="{28A0092B-C50C-407E-A947-70E740481C1C}">
+                          <a14:useLocalDpi xmlns:a14="http://schemas.microsoft.com/office/drawing/2010/main" val="0"/>
+                        </a:ext>
+                      </a:extLst>
+                    </a:blip>
+                    <a:stretch>
+                      <a:fillRect/>
+                    </a:stretch>
+                  </pic:blipFill>
+                  <pic:spPr>
+                    <a:xfrm>
+                      <a:off x="0" y="0"/>
+                      <a:ext cx="2219325" cy="1670685"/>
+                    </a:xfrm>
+                    <a:prstGeom prst="rect">
+                      <a:avLst/>
+                    </a:prstGeom>
+                  </pic:spPr>
+                </pic:pic>
+              </a:graphicData>
+            </a:graphic>
+            <wp14:sizeRelH relativeFrom="margin">
+              <wp14:pctWidth>0</wp14:pctWidth>
+            </wp14:sizeRelH>
+            <wp14:sizeRelV relativeFrom="margin">
+              <wp14:pctHeight>0</wp14:pctHeight>
+            </wp14:sizeRelV>
+          </wp:anchor>
+        </w:drawing>
+      </w:r>
+      <w:r>
+        <w:drawing>
+          <wp:anchor distT="0" distB="0" distL="114300" distR="114300" simplePos="0" relativeHeight="251660288" behindDoc="0" locked="0" layoutInCell="1" allowOverlap="1" wp14:anchorId="41C26619" wp14:editId="664F980D">
+            <wp:simplePos x="0" y="0"/>
+            <wp:positionH relativeFrom="column">
+              <wp:posOffset>3676015</wp:posOffset>
+            </wp:positionH>
+            <wp:positionV relativeFrom="paragraph">
+              <wp:posOffset>644525</wp:posOffset>
+            </wp:positionV>
+            <wp:extent cx="2371725" cy="1785620"/>
+            <wp:effectExtent l="0" t="0" r="9525" b="5080"/>
+            <wp:wrapSquare wrapText="bothSides"/>
+            <wp:docPr id="3" name="圖片 3"/>
+            <wp:cNvGraphicFramePr>
+              <a:graphicFrameLocks xmlns:a="http://schemas.openxmlformats.org/drawingml/2006/main" noChangeAspect="1"/>
+            </wp:cNvGraphicFramePr>
+            <a:graphic xmlns:a="http://schemas.openxmlformats.org/drawingml/2006/main">
+              <a:graphicData uri="http://schemas.openxmlformats.org/drawingml/2006/picture">
+                <pic:pic xmlns:pic="http://schemas.openxmlformats.org/drawingml/2006/picture">
+                  <pic:nvPicPr>
+                    <pic:cNvPr id="1" name=""/>
+                    <pic:cNvPicPr/>
+                  </pic:nvPicPr>
+                  <pic:blipFill>
+                    <a:blip r:embed="rId6" cstate="print">
+                      <a:extLst>
+                        <a:ext uri="{28A0092B-C50C-407E-A947-70E740481C1C}">
+                          <a14:useLocalDpi xmlns:a14="http://schemas.microsoft.com/office/drawing/2010/main" val="0"/>
+                        </a:ext>
+                      </a:extLst>
+                    </a:blip>
+                    <a:stretch>
+                      <a:fillRect/>
+                    </a:stretch>
+                  </pic:blipFill>
+                  <pic:spPr>
+                    <a:xfrm>
+                      <a:off x="0" y="0"/>
+                      <a:ext cx="2371725" cy="1785620"/>
+                    </a:xfrm>
+                    <a:prstGeom prst="rect">
+                      <a:avLst/>
+                    </a:prstGeom>
+                  </pic:spPr>
+                </pic:pic>
+              </a:graphicData>
+            </a:graphic>
+            <wp14:sizeRelH relativeFrom="margin">
+              <wp14:pctWidth>0</wp14:pctWidth>
+            </wp14:sizeRelH>
+            <wp14:sizeRelV relativeFrom="margin">
+              <wp14:pctHeight>0</wp14:pctHeight>
+            </wp14:sizeRelV>
+          </wp:anchor>
+        </w:drawing>
+      </w:r>
+      <w:r>
+        <w:rPr>
+          <w:sz w:val="32"/>
+          <w:szCs w:val="28"/>
+        </w:rPr>
+        <w:t>Plot your training curve, including both loss and rewards</w:t>
+      </w:r>
+    </w:p>
+    <w:p>
+      <w:pPr>
+        <w:pStyle w:val="a3"/>
+        <w:ind w:leftChars="0"/>
+      </w:pPr>
+      <w:r>
+        <w:drawing>
+          <wp:anchor distT="0" distB="0" distL="114300" distR="114300" simplePos="0" relativeHeight="251659264" behindDoc="0" locked="0" layoutInCell="1" allowOverlap="1" wp14:anchorId="49FF46BF" wp14:editId="68EC5794">
+            <wp:simplePos x="0" y="0"/>
+            <wp:positionH relativeFrom="column">
+              <wp:posOffset>1543050</wp:posOffset>
+            </wp:positionH>
+            <wp:positionV relativeFrom="paragraph">
+              <wp:posOffset>179070</wp:posOffset>
+            </wp:positionV>
+            <wp:extent cx="2324100" cy="1730375"/>
+            <wp:effectExtent l="0" t="0" r="0" b="3175"/>
+            <wp:wrapSquare wrapText="bothSides"/>
+            <wp:docPr id="2" name="圖片 2"/>
+            <wp:cNvGraphicFramePr>
+              <a:graphicFrameLocks xmlns:a="http://schemas.openxmlformats.org/drawingml/2006/main" noChangeAspect="1"/>
+            </wp:cNvGraphicFramePr>
+            <a:graphic xmlns:a="http://schemas.openxmlformats.org/drawingml/2006/main">
+              <a:graphicData uri="http://schemas.openxmlformats.org/drawingml/2006/picture">
+                <pic:pic xmlns:pic="http://schemas.openxmlformats.org/drawingml/2006/picture">
+                  <pic:nvPicPr>
+                    <pic:cNvPr id="1" name=""/>
+                    <pic:cNvPicPr/>
+                  </pic:nvPicPr>
+                  <pic:blipFill>
+                    <a:blip r:embed="rId7" cstate="print">
+                      <a:extLst>
+                        <a:ext uri="{28A0092B-C50C-407E-A947-70E740481C1C}">
+                          <a14:useLocalDpi xmlns:a14="http://schemas.microsoft.com/office/drawing/2010/main" val="0"/>
+                        </a:ext>
+                      </a:extLst>
+                    </a:blip>
+                    <a:stretch>
+                      <a:fillRect/>
+                    </a:stretch>
+                  </pic:blipFill>
+                  <pic:spPr>
+                    <a:xfrm>
+                      <a:off x="0" y="0"/>
+                      <a:ext cx="2324100" cy="1730375"/>
+                    </a:xfrm>
+                    <a:prstGeom prst="rect">
+                      <a:avLst/>
+                    </a:prstGeom>
+                  </pic:spPr>
+                </pic:pic>
+              </a:graphicData>
+            </a:graphic>
+            <wp14:sizeRelH relativeFrom="margin">
+              <wp14:pctWidth>0</wp14:pctWidth>
+            </wp14:sizeRelH>
+            <wp14:sizeRelV relativeFrom="margin">
+              <wp14:pctHeight>0</wp14:pctHeight>
+            </wp14:sizeRelV>
+          </wp:anchor>
+        </w:drawing>
       </w:r>
     </w:p>
     <w:p>
       <w:pPr>
         <w:widowControl/>
+        <w:rPr>
+          <w:rFonts w:hint="eastAsia"/>
+        </w:rPr>
+      </w:pPr>
+    </w:p>
+    <w:p>
+      <w:pPr>
+        <w:pStyle w:val="a3"/>
         <w:numPr>
           <w:ilvl w:val="0"/>
-          <w:numId w:val="1"/>
+          <w:numId w:val="2"/>
         </w:numPr>
-        <w:pBdr>
-          <w:top w:val="single" w:sz="2" w:space="0" w:color="E5E7EB"/>
-          <w:left w:val="single" w:sz="2" w:space="5" w:color="E5E7EB"/>
-          <w:bottom w:val="single" w:sz="2" w:space="0" w:color="E5E7EB"/>
-          <w:right w:val="single" w:sz="2" w:space="0" w:color="E5E7EB"/>
-        </w:pBdr>
-        <w:rPr>
-          <w:rFonts w:ascii="Segoe UI" w:hAnsi="Segoe UI" w:cs="Segoe UI"/>
-          <w:sz w:val="21"/>
-          <w:szCs w:val="21"/>
-        </w:rPr>
-      </w:pPr>
-      <w:r>
-        <w:rPr>
-          <w:rFonts w:ascii="Segoe UI" w:hAnsi="Segoe UI" w:cs="Segoe UI"/>
-          <w:sz w:val="21"/>
-          <w:szCs w:val="21"/>
-        </w:rPr>
-        <w:t>The </w:t>
-      </w:r>
-      <w:r>
-        <w:rPr>
-          <w:rStyle w:val="HTML"/>
-          <w:rFonts w:ascii="Consolas" w:hAnsi="Consolas"/>
-          <w:b/>
-          <w:bCs/>
-          <w:sz w:val="18"/>
-          <w:szCs w:val="18"/>
-          <w:bdr w:val="single" w:sz="2" w:space="0" w:color="E5E7EB" w:frame="1"/>
-        </w:rPr>
-        <w:t>epsilon</w:t>
-      </w:r>
-      <w:r>
-        <w:rPr>
-          <w:rFonts w:ascii="Segoe UI" w:hAnsi="Segoe UI" w:cs="Segoe UI"/>
-          <w:sz w:val="21"/>
-          <w:szCs w:val="21"/>
-        </w:rPr>
-        <w:t> value is decayed after each step to gradually shift from exploration to exploitation.</w:t>
-      </w:r>
-    </w:p>
-    <w:p>
-      <w:pPr>
-        <w:widowControl/>
-        <w:numPr>
-          <w:ilvl w:val="0"/>
-          <w:numId w:val="1"/>
-        </w:numPr>
-        <w:pBdr>
-          <w:top w:val="single" w:sz="2" w:space="0" w:color="E5E7EB"/>
-          <w:left w:val="single" w:sz="2" w:space="5" w:color="E5E7EB"/>
-          <w:bottom w:val="single" w:sz="2" w:space="0" w:color="E5E7EB"/>
-          <w:right w:val="single" w:sz="2" w:space="0" w:color="E5E7EB"/>
-        </w:pBdr>
-        <w:rPr>
-          <w:rFonts w:ascii="Segoe UI" w:hAnsi="Segoe UI" w:cs="Segoe UI"/>
-          <w:sz w:val="21"/>
-          <w:szCs w:val="21"/>
-        </w:rPr>
-      </w:pPr>
-      <w:r>
-        <w:rPr>
-          <w:rFonts w:ascii="Segoe UI" w:hAnsi="Segoe UI" w:cs="Segoe UI"/>
-          <w:sz w:val="21"/>
-          <w:szCs w:val="21"/>
-        </w:rPr>
-        <w:t>The target network's weights are updated to match the main network's weights every </w:t>
-      </w:r>
-      <w:proofErr w:type="spellStart"/>
-      <w:r>
-        <w:rPr>
-          <w:rStyle w:val="HTML"/>
-          <w:rFonts w:ascii="Consolas" w:hAnsi="Consolas"/>
-          <w:b/>
-          <w:bCs/>
-          <w:sz w:val="18"/>
-          <w:szCs w:val="18"/>
-          <w:bdr w:val="single" w:sz="2" w:space="0" w:color="E5E7EB" w:frame="1"/>
-        </w:rPr>
-        <w:t>target_update_interval</w:t>
-      </w:r>
-      <w:proofErr w:type="spellEnd"/>
-      <w:r>
-        <w:rPr>
-          <w:rFonts w:ascii="Segoe UI" w:hAnsi="Segoe UI" w:cs="Segoe UI"/>
-          <w:sz w:val="21"/>
-          <w:szCs w:val="21"/>
-        </w:rPr>
-        <w:t> steps to stabilize learning.</w:t>
-      </w:r>
-    </w:p>
-    <w:p>
-      <w:pPr>
-        <w:widowControl/>
-        <w:numPr>
-          <w:ilvl w:val="0"/>
-          <w:numId w:val="1"/>
-        </w:numPr>
-        <w:pBdr>
-          <w:top w:val="single" w:sz="2" w:space="0" w:color="E5E7EB"/>
-          <w:left w:val="single" w:sz="2" w:space="5" w:color="E5E7EB"/>
-          <w:bottom w:val="single" w:sz="2" w:space="0" w:color="E5E7EB"/>
-          <w:right w:val="single" w:sz="2" w:space="0" w:color="E5E7EB"/>
-        </w:pBdr>
-        <w:rPr>
-          <w:rFonts w:ascii="Segoe UI" w:hAnsi="Segoe UI" w:cs="Segoe UI"/>
-          <w:sz w:val="21"/>
-          <w:szCs w:val="21"/>
-        </w:rPr>
-      </w:pPr>
-      <w:r>
-        <w:rPr>
-          <w:rFonts w:ascii="Segoe UI" w:hAnsi="Segoe UI" w:cs="Segoe UI"/>
-          <w:sz w:val="21"/>
-          <w:szCs w:val="21"/>
-        </w:rPr>
-        <w:t>The </w:t>
-      </w:r>
-      <w:r>
-        <w:rPr>
-          <w:rStyle w:val="HTML"/>
-          <w:rFonts w:ascii="Consolas" w:hAnsi="Consolas"/>
-          <w:b/>
-          <w:bCs/>
-          <w:sz w:val="18"/>
-          <w:szCs w:val="18"/>
-          <w:bdr w:val="single" w:sz="2" w:space="0" w:color="E5E7EB" w:frame="1"/>
-        </w:rPr>
-        <w:t>learn</w:t>
-      </w:r>
-      <w:r>
-        <w:rPr>
-          <w:rFonts w:ascii="Segoe UI" w:hAnsi="Segoe UI" w:cs="Segoe UI"/>
-          <w:sz w:val="21"/>
-          <w:szCs w:val="21"/>
-        </w:rPr>
-        <w:t> method checks if there are enough samples in the buffer before proceeding with learning to avoid errors when the buffer is too small.</w:t>
-      </w:r>
-    </w:p>
-    <w:p>
-      <w:pPr>
-        <w:pStyle w:val="Web"/>
-        <w:pBdr>
-          <w:top w:val="single" w:sz="2" w:space="0" w:color="E5E7EB"/>
-          <w:left w:val="single" w:sz="2" w:space="0" w:color="E5E7EB"/>
-          <w:bottom w:val="single" w:sz="2" w:space="0" w:color="E5E7EB"/>
-          <w:right w:val="single" w:sz="2" w:space="0" w:color="E5E7EB"/>
-        </w:pBdr>
-        <w:spacing w:before="300" w:beforeAutospacing="0" w:after="0" w:afterAutospacing="0"/>
-        <w:rPr>
-          <w:rFonts w:ascii="Segoe UI" w:hAnsi="Segoe UI" w:cs="Segoe UI"/>
-          <w:sz w:val="21"/>
-          <w:szCs w:val="21"/>
-        </w:rPr>
-      </w:pPr>
-      <w:r>
-        <w:rPr>
-          <w:rFonts w:ascii="Segoe UI" w:hAnsi="Segoe UI" w:cs="Segoe UI"/>
-          <w:sz w:val="21"/>
-          <w:szCs w:val="21"/>
-        </w:rPr>
-        <w:t>This implementation provides a basic structure for a DQN agent. Depending on the specifics of your environment and task, you may need to adjust hyperparameters, the neural network architecture, or other parts of the implementation.</w:t>
-      </w:r>
-    </w:p>
-    <w:p>
-      <w:pPr>
+        <w:ind w:leftChars="0"/>
+        <w:rPr>
+          <w:sz w:val="32"/>
+          <w:szCs w:val="28"/>
+        </w:rPr>
+      </w:pPr>
+      <w:r>
+        <w:rPr>
+          <w:sz w:val="32"/>
+          <w:szCs w:val="28"/>
+        </w:rPr>
+        <w:t>Show screenshots from your evaluation video</w:t>
+      </w:r>
+    </w:p>
+    <w:p>
+      <w:pPr>
+        <w:pStyle w:val="a3"/>
         <w:rPr>
           <w:rFonts w:hint="eastAsia"/>
         </w:rPr>
       </w:pPr>
+    </w:p>
+    <w:p>
+      <w:r>
+        <w:drawing>
+          <wp:inline distT="0" distB="0" distL="0" distR="0" wp14:anchorId="6BFBAA7B" wp14:editId="30C8280C">
+            <wp:extent cx="1600423" cy="2238687"/>
+            <wp:effectExtent l="0" t="0" r="0" b="9525"/>
+            <wp:docPr id="6" name="圖片 6"/>
+            <wp:cNvGraphicFramePr>
+              <a:graphicFrameLocks xmlns:a="http://schemas.openxmlformats.org/drawingml/2006/main" noChangeAspect="1"/>
+            </wp:cNvGraphicFramePr>
+            <a:graphic xmlns:a="http://schemas.openxmlformats.org/drawingml/2006/main">
+              <a:graphicData uri="http://schemas.openxmlformats.org/drawingml/2006/picture">
+                <pic:pic xmlns:pic="http://schemas.openxmlformats.org/drawingml/2006/picture">
+                  <pic:nvPicPr>
+                    <pic:cNvPr id="1" name=""/>
+                    <pic:cNvPicPr/>
+                  </pic:nvPicPr>
+                  <pic:blipFill>
+                    <a:blip r:embed="rId8"/>
+                    <a:stretch>
+                      <a:fillRect/>
+                    </a:stretch>
+                  </pic:blipFill>
+                  <pic:spPr>
+                    <a:xfrm>
+                      <a:off x="0" y="0"/>
+                      <a:ext cx="1600423" cy="2238687"/>
+                    </a:xfrm>
+                    <a:prstGeom prst="rect">
+                      <a:avLst/>
+                    </a:prstGeom>
+                  </pic:spPr>
+                </pic:pic>
+              </a:graphicData>
+            </a:graphic>
+          </wp:inline>
+        </w:drawing>
+      </w:r>
+      <w:r>
+        <w:t xml:space="preserve"> </w:t>
+      </w:r>
+      <w:r>
+        <w:drawing>
+          <wp:inline distT="0" distB="0" distL="0" distR="0" wp14:anchorId="059045A2" wp14:editId="0ACC05A3">
+            <wp:extent cx="1657581" cy="2238687"/>
+            <wp:effectExtent l="0" t="0" r="0" b="9525"/>
+            <wp:docPr id="7" name="圖片 7"/>
+            <wp:cNvGraphicFramePr>
+              <a:graphicFrameLocks xmlns:a="http://schemas.openxmlformats.org/drawingml/2006/main" noChangeAspect="1"/>
+            </wp:cNvGraphicFramePr>
+            <a:graphic xmlns:a="http://schemas.openxmlformats.org/drawingml/2006/main">
+              <a:graphicData uri="http://schemas.openxmlformats.org/drawingml/2006/picture">
+                <pic:pic xmlns:pic="http://schemas.openxmlformats.org/drawingml/2006/picture">
+                  <pic:nvPicPr>
+                    <pic:cNvPr id="1" name=""/>
+                    <pic:cNvPicPr/>
+                  </pic:nvPicPr>
+                  <pic:blipFill>
+                    <a:blip r:embed="rId9"/>
+                    <a:stretch>
+                      <a:fillRect/>
+                    </a:stretch>
+                  </pic:blipFill>
+                  <pic:spPr>
+                    <a:xfrm>
+                      <a:off x="0" y="0"/>
+                      <a:ext cx="1657581" cy="2238687"/>
+                    </a:xfrm>
+                    <a:prstGeom prst="rect">
+                      <a:avLst/>
+                    </a:prstGeom>
+                  </pic:spPr>
+                </pic:pic>
+              </a:graphicData>
+            </a:graphic>
+          </wp:inline>
+        </w:drawing>
+      </w:r>
+      <w:r>
+        <w:rPr>
+          <w:rFonts w:hint="eastAsia"/>
+        </w:rPr>
+        <w:t xml:space="preserve"> </w:t>
+      </w:r>
+      <w:r>
+        <w:drawing>
+          <wp:inline distT="0" distB="0" distL="0" distR="0" wp14:anchorId="65FFA193" wp14:editId="1AE678FE">
+            <wp:extent cx="1590897" cy="2210108"/>
+            <wp:effectExtent l="0" t="0" r="9525" b="0"/>
+            <wp:docPr id="8" name="圖片 8"/>
+            <wp:cNvGraphicFramePr>
+              <a:graphicFrameLocks xmlns:a="http://schemas.openxmlformats.org/drawingml/2006/main" noChangeAspect="1"/>
+            </wp:cNvGraphicFramePr>
+            <a:graphic xmlns:a="http://schemas.openxmlformats.org/drawingml/2006/main">
+              <a:graphicData uri="http://schemas.openxmlformats.org/drawingml/2006/picture">
+                <pic:pic xmlns:pic="http://schemas.openxmlformats.org/drawingml/2006/picture">
+                  <pic:nvPicPr>
+                    <pic:cNvPr id="1" name=""/>
+                    <pic:cNvPicPr/>
+                  </pic:nvPicPr>
+                  <pic:blipFill>
+                    <a:blip r:embed="rId10"/>
+                    <a:stretch>
+                      <a:fillRect/>
+                    </a:stretch>
+                  </pic:blipFill>
+                  <pic:spPr>
+                    <a:xfrm>
+                      <a:off x="0" y="0"/>
+                      <a:ext cx="1590897" cy="2210108"/>
+                    </a:xfrm>
+                    <a:prstGeom prst="rect">
+                      <a:avLst/>
+                    </a:prstGeom>
+                  </pic:spPr>
+                </pic:pic>
+              </a:graphicData>
+            </a:graphic>
+          </wp:inline>
+        </w:drawing>
+      </w:r>
     </w:p>
     <w:sectPr>
       <w:pgSz w:w="11906" w:h="16838"/>
@@ -860,6 +809,92 @@
 <file path=word/numbering.xml><?xml version="1.0" encoding="utf-8"?>
 <w:numbering xmlns:wpc="http://schemas.microsoft.com/office/word/2010/wordprocessingCanvas" xmlns:cx="http://schemas.microsoft.com/office/drawing/2014/chartex" xmlns:cx1="http://schemas.microsoft.com/office/drawing/2015/9/8/chartex" xmlns:cx2="http://schemas.microsoft.com/office/drawing/2015/10/21/chartex" xmlns:cx3="http://schemas.microsoft.com/office/drawing/2016/5/9/chartex" xmlns:cx4="http://schemas.microsoft.com/office/drawing/2016/5/10/chartex" xmlns:cx5="http://schemas.microsoft.com/office/drawing/2016/5/11/chartex" xmlns:cx6="http://schemas.microsoft.com/office/drawing/2016/5/12/chartex" xmlns:cx7="http://schemas.microsoft.com/office/drawing/2016/5/13/chartex" xmlns:cx8="http://schemas.microsoft.com/office/drawing/2016/5/14/chartex" xmlns:mc="http://schemas.openxmlformats.org/markup-compatibility/2006" xmlns:aink="http://schemas.microsoft.com/office/drawing/2016/ink" xmlns:am3d="http://schemas.microsoft.com/office/drawing/2017/model3d" xmlns:o="urn:schemas-microsoft-com:office:office" xmlns:r="http://schemas.openxmlformats.org/officeDocument/2006/relationships" xmlns:m="http://schemas.openxmlformats.org/officeDocument/2006/math" xmlns:v="urn:schemas-microsoft-com:vml" xmlns:wp14="http://schemas.microsoft.com/office/word/2010/wordprocessingDrawing" xmlns:wp="http://schemas.openxmlformats.org/drawingml/2006/wordprocessingDrawing" xmlns:w10="urn:schemas-microsoft-com:office:word" xmlns:w="http://schemas.openxmlformats.org/wordprocessingml/2006/main" xmlns:w14="http://schemas.microsoft.com/office/word/2010/wordml" xmlns:w15="http://schemas.microsoft.com/office/word/2012/wordml" xmlns:w16cex="http://schemas.microsoft.com/office/word/2018/wordml/cex" xmlns:w16cid="http://schemas.microsoft.com/office/word/2016/wordml/cid" xmlns:w16="http://schemas.microsoft.com/office/word/2018/wordml" xmlns:w16sdtdh="http://schemas.microsoft.com/office/word/2020/wordml/sdtdatahash" xmlns:w16se="http://schemas.microsoft.com/office/word/2015/wordml/symex" xmlns:wpg="http://schemas.microsoft.com/office/word/2010/wordprocessingGroup" xmlns:wpi="http://schemas.microsoft.com/office/word/2010/wordprocessingInk" xmlns:wne="http://schemas.microsoft.com/office/word/2006/wordml" xmlns:wps="http://schemas.microsoft.com/office/word/2010/wordprocessingShape" mc:Ignorable="w14 w15 w16se w16cid w16 w16cex w16sdtdh wp14">
   <w:abstractNum w:abstractNumId="0" w15:restartNumberingAfterBreak="0">
+    <w:nsid w:val="38985C35"/>
+    <w:multiLevelType w:val="hybridMultilevel"/>
+    <w:tmpl w:val="680638FE"/>
+    <w:lvl w:ilvl="0" w:tplc="0409000F">
+      <w:start w:val="1"/>
+      <w:numFmt w:val="decimal"/>
+      <w:lvlText w:val="%1."/>
+      <w:lvlJc w:val="left"/>
+      <w:pPr>
+        <w:ind w:left="480" w:hanging="480"/>
+      </w:pPr>
+    </w:lvl>
+    <w:lvl w:ilvl="1" w:tplc="04090019" w:tentative="1">
+      <w:start w:val="1"/>
+      <w:numFmt w:val="ideographTraditional"/>
+      <w:lvlText w:val="%2、"/>
+      <w:lvlJc w:val="left"/>
+      <w:pPr>
+        <w:ind w:left="960" w:hanging="480"/>
+      </w:pPr>
+    </w:lvl>
+    <w:lvl w:ilvl="2" w:tplc="0409001B" w:tentative="1">
+      <w:start w:val="1"/>
+      <w:numFmt w:val="lowerRoman"/>
+      <w:lvlText w:val="%3."/>
+      <w:lvlJc w:val="right"/>
+      <w:pPr>
+        <w:ind w:left="1440" w:hanging="480"/>
+      </w:pPr>
+    </w:lvl>
+    <w:lvl w:ilvl="3" w:tplc="0409000F" w:tentative="1">
+      <w:start w:val="1"/>
+      <w:numFmt w:val="decimal"/>
+      <w:lvlText w:val="%4."/>
+      <w:lvlJc w:val="left"/>
+      <w:pPr>
+        <w:ind w:left="1920" w:hanging="480"/>
+      </w:pPr>
+    </w:lvl>
+    <w:lvl w:ilvl="4" w:tplc="04090019" w:tentative="1">
+      <w:start w:val="1"/>
+      <w:numFmt w:val="ideographTraditional"/>
+      <w:lvlText w:val="%5、"/>
+      <w:lvlJc w:val="left"/>
+      <w:pPr>
+        <w:ind w:left="2400" w:hanging="480"/>
+      </w:pPr>
+    </w:lvl>
+    <w:lvl w:ilvl="5" w:tplc="0409001B" w:tentative="1">
+      <w:start w:val="1"/>
+      <w:numFmt w:val="lowerRoman"/>
+      <w:lvlText w:val="%6."/>
+      <w:lvlJc w:val="right"/>
+      <w:pPr>
+        <w:ind w:left="2880" w:hanging="480"/>
+      </w:pPr>
+    </w:lvl>
+    <w:lvl w:ilvl="6" w:tplc="0409000F" w:tentative="1">
+      <w:start w:val="1"/>
+      <w:numFmt w:val="decimal"/>
+      <w:lvlText w:val="%7."/>
+      <w:lvlJc w:val="left"/>
+      <w:pPr>
+        <w:ind w:left="3360" w:hanging="480"/>
+      </w:pPr>
+    </w:lvl>
+    <w:lvl w:ilvl="7" w:tplc="04090019" w:tentative="1">
+      <w:start w:val="1"/>
+      <w:numFmt w:val="ideographTraditional"/>
+      <w:lvlText w:val="%8、"/>
+      <w:lvlJc w:val="left"/>
+      <w:pPr>
+        <w:ind w:left="3840" w:hanging="480"/>
+      </w:pPr>
+    </w:lvl>
+    <w:lvl w:ilvl="8" w:tplc="0409001B" w:tentative="1">
+      <w:start w:val="1"/>
+      <w:numFmt w:val="lowerRoman"/>
+      <w:lvlText w:val="%9."/>
+      <w:lvlJc w:val="right"/>
+      <w:pPr>
+        <w:ind w:left="4320" w:hanging="480"/>
+      </w:pPr>
+    </w:lvl>
+  </w:abstractNum>
+  <w:abstractNum w:abstractNumId="1" w15:restartNumberingAfterBreak="0">
     <w:nsid w:val="40535F29"/>
     <w:multiLevelType w:val="multilevel"/>
     <w:tmpl w:val="CBFAEC80"/>
@@ -1009,6 +1044,9 @@
     </w:lvl>
   </w:abstractNum>
   <w:num w:numId="1">
+    <w:abstractNumId w:val="1"/>
+  </w:num>
+  <w:num w:numId="2">
     <w:abstractNumId w:val="0"/>
   </w:num>
 </w:numbering>
@@ -1506,6 +1544,16 @@
       <w:szCs w:val="27"/>
     </w:rPr>
   </w:style>
+  <w:style w:type="paragraph" w:styleId="a3">
+    <w:name w:val="List Paragraph"/>
+    <w:basedOn w:val="a"/>
+    <w:uiPriority w:val="34"/>
+    <w:qFormat/>
+    <w:rsid w:val="006D136F"/>
+    <w:pPr>
+      <w:ind w:leftChars="200" w:left="480"/>
+    </w:pPr>
+  </w:style>
 </w:styles>
 </file>
 
